--- a/templates/working/РАСПИСКА_в_получении_ключей.docx
+++ b/templates/working/РАСПИСКА_в_получении_ключей.docx
@@ -73,7 +73,7 @@
           <w:sz w:val="28"/>
           <w:szCs w:val="28"/>
         </w:rPr>
-        <w:t>agentFullName</w:t>
+        <w:t>agent</w:t>
       </w:r>
       <w:proofErr w:type="spellEnd"/>
       <w:r>
@@ -82,6 +82,33 @@
           <w:sz w:val="28"/>
           <w:szCs w:val="28"/>
         </w:rPr>
+        <w:t>.</w:t>
+      </w:r>
+      <w:r>
+        <w:rPr>
+          <w:rFonts w:ascii="Times New Roman" w:hAnsi="Times New Roman" w:cs="Times New Roman"/>
+          <w:sz w:val="28"/>
+          <w:szCs w:val="28"/>
+          <w:lang w:val="en-US"/>
+        </w:rPr>
+        <w:t>f</w:t>
+      </w:r>
+      <w:proofErr w:type="spellStart"/>
+      <w:r>
+        <w:rPr>
+          <w:rFonts w:ascii="Times New Roman" w:hAnsi="Times New Roman" w:cs="Times New Roman"/>
+          <w:sz w:val="28"/>
+          <w:szCs w:val="28"/>
+        </w:rPr>
+        <w:t>ullName</w:t>
+      </w:r>
+      <w:proofErr w:type="spellEnd"/>
+      <w:r>
+        <w:rPr>
+          <w:rFonts w:ascii="Times New Roman" w:hAnsi="Times New Roman" w:cs="Times New Roman"/>
+          <w:sz w:val="28"/>
+          <w:szCs w:val="28"/>
+        </w:rPr>
         <w:t>}}</w:t>
       </w:r>
       <w:r>
@@ -100,6 +127,23 @@
         </w:rPr>
         <w:t xml:space="preserve"> риэлтер ООО «Агентство недвижимости ГермесГарант», в целях исполнения договора на оказание риэлтерских услуг № {{</w:t>
       </w:r>
+      <w:r>
+        <w:rPr>
+          <w:rFonts w:ascii="Times New Roman" w:hAnsi="Times New Roman" w:cs="Times New Roman"/>
+          <w:sz w:val="28"/>
+          <w:szCs w:val="28"/>
+          <w:lang w:val="en-US"/>
+        </w:rPr>
+        <w:t>deal</w:t>
+      </w:r>
+      <w:r>
+        <w:rPr>
+          <w:rFonts w:ascii="Times New Roman" w:hAnsi="Times New Roman" w:cs="Times New Roman"/>
+          <w:sz w:val="28"/>
+          <w:szCs w:val="28"/>
+        </w:rPr>
+        <w:t>.</w:t>
+      </w:r>
       <w:proofErr w:type="spellStart"/>
       <w:r>
         <w:rPr>
@@ -107,7 +151,7 @@
           <w:sz w:val="28"/>
           <w:szCs w:val="28"/>
         </w:rPr>
-        <w:t>realEstateContractNumber</w:t>
+        <w:t>contractNumber</w:t>
       </w:r>
       <w:proofErr w:type="spellEnd"/>
       <w:r>
@@ -118,6 +162,23 @@
         </w:rPr>
         <w:t>}} от {{</w:t>
       </w:r>
+      <w:r>
+        <w:rPr>
+          <w:rFonts w:ascii="Times New Roman" w:hAnsi="Times New Roman" w:cs="Times New Roman"/>
+          <w:sz w:val="28"/>
+          <w:szCs w:val="28"/>
+          <w:lang w:val="en-US"/>
+        </w:rPr>
+        <w:t>deal</w:t>
+      </w:r>
+      <w:r>
+        <w:rPr>
+          <w:rFonts w:ascii="Times New Roman" w:hAnsi="Times New Roman" w:cs="Times New Roman"/>
+          <w:sz w:val="28"/>
+          <w:szCs w:val="28"/>
+        </w:rPr>
+        <w:t>.</w:t>
+      </w:r>
       <w:proofErr w:type="spellStart"/>
       <w:r>
         <w:rPr>
@@ -125,7 +186,7 @@
           <w:sz w:val="28"/>
           <w:szCs w:val="28"/>
         </w:rPr>
-        <w:t>realEstateContractDate</w:t>
+        <w:t>contractDate</w:t>
       </w:r>
       <w:proofErr w:type="spellEnd"/>
       <w:r>
@@ -151,23 +212,7 @@
           <w:sz w:val="28"/>
           <w:szCs w:val="28"/>
         </w:rPr>
-        <w:t xml:space="preserve"> от </w:t>
-      </w:r>
-      <w:r>
-        <w:rPr>
-          <w:rFonts w:ascii="Times New Roman" w:hAnsi="Times New Roman" w:cs="Times New Roman"/>
-          <w:sz w:val="28"/>
-          <w:szCs w:val="28"/>
-        </w:rPr>
-        <w:t xml:space="preserve">объекта недвижимости </w:t>
-      </w:r>
-      <w:r>
-        <w:rPr>
-          <w:rFonts w:ascii="Times New Roman" w:hAnsi="Times New Roman" w:cs="Times New Roman"/>
-          <w:sz w:val="28"/>
-          <w:szCs w:val="28"/>
-        </w:rPr>
-        <w:t>{{</w:t>
+        <w:t xml:space="preserve"> от {{</w:t>
       </w:r>
       <w:proofErr w:type="spellStart"/>
       <w:r>
@@ -176,7 +221,7 @@
           <w:sz w:val="28"/>
           <w:szCs w:val="28"/>
         </w:rPr>
-        <w:t>propertyTypeGenitive</w:t>
+        <w:t>property.typeGenitive</w:t>
       </w:r>
       <w:proofErr w:type="spellEnd"/>
       <w:r>
@@ -194,7 +239,7 @@
           <w:sz w:val="28"/>
           <w:szCs w:val="28"/>
         </w:rPr>
-        <w:t>propertyAddress</w:t>
+        <w:t>property</w:t>
       </w:r>
       <w:proofErr w:type="spellEnd"/>
       <w:r>
@@ -203,6 +248,23 @@
           <w:sz w:val="28"/>
           <w:szCs w:val="28"/>
         </w:rPr>
+        <w:t>.</w:t>
+      </w:r>
+      <w:r>
+        <w:rPr>
+          <w:rFonts w:ascii="Times New Roman" w:hAnsi="Times New Roman" w:cs="Times New Roman"/>
+          <w:sz w:val="28"/>
+          <w:szCs w:val="28"/>
+          <w:lang w:val="en-US"/>
+        </w:rPr>
+        <w:t>address</w:t>
+      </w:r>
+      <w:r>
+        <w:rPr>
+          <w:rFonts w:ascii="Times New Roman" w:hAnsi="Times New Roman" w:cs="Times New Roman"/>
+          <w:sz w:val="28"/>
+          <w:szCs w:val="28"/>
+        </w:rPr>
         <w:t>}}.</w:t>
       </w:r>
     </w:p>
@@ -467,47 +529,6 @@
         </w:tabs>
         <w:spacing w:after="0" w:line="276" w:lineRule="auto"/>
         <w:ind w:right="-2"/>
-        <w:jc w:val="center"/>
-        <w:rPr>
-          <w:rFonts w:ascii="Times New Roman" w:eastAsia="Times New Roman" w:hAnsi="Times New Roman" w:cs="Times New Roman"/>
-          <w:sz w:val="28"/>
-          <w:szCs w:val="28"/>
-          <w:lang w:eastAsia="ru-RU"/>
-        </w:rPr>
-      </w:pPr>
-    </w:p>
-    <w:p>
-      <w:pPr>
-        <w:tabs>
-          <w:tab w:val="left" w:pos="756"/>
-        </w:tabs>
-        <w:spacing w:after="0" w:line="276" w:lineRule="auto"/>
-        <w:ind w:right="-2"/>
-        <w:jc w:val="center"/>
-        <w:rPr>
-          <w:rFonts w:ascii="Times New Roman" w:eastAsia="Times New Roman" w:hAnsi="Times New Roman" w:cs="Times New Roman"/>
-          <w:sz w:val="28"/>
-          <w:szCs w:val="28"/>
-          <w:lang w:eastAsia="ru-RU"/>
-        </w:rPr>
-      </w:pPr>
-      <w:r>
-        <w:rPr>
-          <w:rFonts w:ascii="Times New Roman" w:eastAsia="Times New Roman" w:hAnsi="Times New Roman" w:cs="Times New Roman"/>
-          <w:sz w:val="28"/>
-          <w:szCs w:val="28"/>
-          <w:lang w:eastAsia="ru-RU"/>
-        </w:rPr>
-        <w:t>РАСПИСКА</w:t>
-      </w:r>
-    </w:p>
-    <w:p>
-      <w:pPr>
-        <w:tabs>
-          <w:tab w:val="left" w:pos="756"/>
-        </w:tabs>
-        <w:spacing w:after="0" w:line="276" w:lineRule="auto"/>
-        <w:ind w:right="-2"/>
         <w:jc w:val="both"/>
         <w:rPr>
           <w:rFonts w:ascii="Times New Roman" w:eastAsia="Times New Roman" w:hAnsi="Times New Roman" w:cs="Times New Roman"/>
@@ -547,7 +568,7 @@
           <w:sz w:val="28"/>
           <w:szCs w:val="28"/>
         </w:rPr>
-        <w:t>agentFullName</w:t>
+        <w:t>agent</w:t>
       </w:r>
       <w:proofErr w:type="spellEnd"/>
       <w:r>
@@ -556,8 +577,52 @@
           <w:sz w:val="28"/>
           <w:szCs w:val="28"/>
         </w:rPr>
+        <w:t>.</w:t>
+      </w:r>
+      <w:r>
+        <w:rPr>
+          <w:rFonts w:ascii="Times New Roman" w:hAnsi="Times New Roman" w:cs="Times New Roman"/>
+          <w:sz w:val="28"/>
+          <w:szCs w:val="28"/>
+          <w:lang w:val="en-US"/>
+        </w:rPr>
+        <w:t>f</w:t>
+      </w:r>
+      <w:proofErr w:type="spellStart"/>
+      <w:r>
+        <w:rPr>
+          <w:rFonts w:ascii="Times New Roman" w:hAnsi="Times New Roman" w:cs="Times New Roman"/>
+          <w:sz w:val="28"/>
+          <w:szCs w:val="28"/>
+        </w:rPr>
+        <w:t>ullName</w:t>
+      </w:r>
+      <w:proofErr w:type="spellEnd"/>
+      <w:r>
+        <w:rPr>
+          <w:rFonts w:ascii="Times New Roman" w:hAnsi="Times New Roman" w:cs="Times New Roman"/>
+          <w:sz w:val="28"/>
+          <w:szCs w:val="28"/>
+        </w:rPr>
         <w:t>}}, риэлтер ООО «Агентство недвижимости ГермесГарант», в целях исполнения договора на оказание риэлтерских услуг № {{</w:t>
       </w:r>
+      <w:r>
+        <w:rPr>
+          <w:rFonts w:ascii="Times New Roman" w:hAnsi="Times New Roman" w:cs="Times New Roman"/>
+          <w:sz w:val="28"/>
+          <w:szCs w:val="28"/>
+          <w:lang w:val="en-US"/>
+        </w:rPr>
+        <w:t>deal</w:t>
+      </w:r>
+      <w:r>
+        <w:rPr>
+          <w:rFonts w:ascii="Times New Roman" w:hAnsi="Times New Roman" w:cs="Times New Roman"/>
+          <w:sz w:val="28"/>
+          <w:szCs w:val="28"/>
+        </w:rPr>
+        <w:t>.</w:t>
+      </w:r>
       <w:proofErr w:type="spellStart"/>
       <w:r>
         <w:rPr>
@@ -565,7 +630,7 @@
           <w:sz w:val="28"/>
           <w:szCs w:val="28"/>
         </w:rPr>
-        <w:t>realEstateContractNumber</w:t>
+        <w:t>contractNumber</w:t>
       </w:r>
       <w:proofErr w:type="spellEnd"/>
       <w:r>
@@ -576,6 +641,23 @@
         </w:rPr>
         <w:t>}} от {{</w:t>
       </w:r>
+      <w:r>
+        <w:rPr>
+          <w:rFonts w:ascii="Times New Roman" w:hAnsi="Times New Roman" w:cs="Times New Roman"/>
+          <w:sz w:val="28"/>
+          <w:szCs w:val="28"/>
+          <w:lang w:val="en-US"/>
+        </w:rPr>
+        <w:t>deal</w:t>
+      </w:r>
+      <w:r>
+        <w:rPr>
+          <w:rFonts w:ascii="Times New Roman" w:hAnsi="Times New Roman" w:cs="Times New Roman"/>
+          <w:sz w:val="28"/>
+          <w:szCs w:val="28"/>
+        </w:rPr>
+        <w:t>.</w:t>
+      </w:r>
       <w:proofErr w:type="spellStart"/>
       <w:r>
         <w:rPr>
@@ -583,7 +665,7 @@
           <w:sz w:val="28"/>
           <w:szCs w:val="28"/>
         </w:rPr>
-        <w:t>realEstateContractDate</w:t>
+        <w:t>contractDate</w:t>
       </w:r>
       <w:proofErr w:type="spellEnd"/>
       <w:r>
@@ -609,23 +691,7 @@
           <w:sz w:val="28"/>
           <w:szCs w:val="28"/>
         </w:rPr>
-        <w:t xml:space="preserve"> от </w:t>
-      </w:r>
-      <w:r>
-        <w:rPr>
-          <w:rFonts w:ascii="Times New Roman" w:hAnsi="Times New Roman" w:cs="Times New Roman"/>
-          <w:sz w:val="28"/>
-          <w:szCs w:val="28"/>
-        </w:rPr>
-        <w:t xml:space="preserve">объекта недвижимости </w:t>
-      </w:r>
-      <w:r>
-        <w:rPr>
-          <w:rFonts w:ascii="Times New Roman" w:hAnsi="Times New Roman" w:cs="Times New Roman"/>
-          <w:sz w:val="28"/>
-          <w:szCs w:val="28"/>
-        </w:rPr>
-        <w:t>{{</w:t>
+        <w:t xml:space="preserve"> от {{</w:t>
       </w:r>
       <w:proofErr w:type="spellStart"/>
       <w:r>
@@ -634,7 +700,7 @@
           <w:sz w:val="28"/>
           <w:szCs w:val="28"/>
         </w:rPr>
-        <w:t>propertyTypeGenitive</w:t>
+        <w:t>property.typeGenitive</w:t>
       </w:r>
       <w:proofErr w:type="spellEnd"/>
       <w:r>
@@ -652,9 +718,26 @@
           <w:sz w:val="28"/>
           <w:szCs w:val="28"/>
         </w:rPr>
-        <w:t>propertyAddress</w:t>
+        <w:t>property</w:t>
       </w:r>
       <w:proofErr w:type="spellEnd"/>
+      <w:r>
+        <w:rPr>
+          <w:rFonts w:ascii="Times New Roman" w:hAnsi="Times New Roman" w:cs="Times New Roman"/>
+          <w:sz w:val="28"/>
+          <w:szCs w:val="28"/>
+        </w:rPr>
+        <w:t>.</w:t>
+      </w:r>
+      <w:r>
+        <w:rPr>
+          <w:rFonts w:ascii="Times New Roman" w:hAnsi="Times New Roman" w:cs="Times New Roman"/>
+          <w:sz w:val="28"/>
+          <w:szCs w:val="28"/>
+          <w:lang w:val="en-US"/>
+        </w:rPr>
+        <w:t>address</w:t>
+      </w:r>
       <w:r>
         <w:rPr>
           <w:rFonts w:ascii="Times New Roman" w:hAnsi="Times New Roman" w:cs="Times New Roman"/>
@@ -973,6 +1056,7 @@
     <w:lsdException w:name="HTML Sample" w:semiHidden="1" w:unhideWhenUsed="1"/>
     <w:lsdException w:name="HTML Typewriter" w:semiHidden="1" w:unhideWhenUsed="1"/>
     <w:lsdException w:name="HTML Variable" w:semiHidden="1" w:unhideWhenUsed="1"/>
+    <w:lsdException w:name="Normal Table" w:semiHidden="1" w:unhideWhenUsed="1"/>
     <w:lsdException w:name="annotation subject" w:semiHidden="1" w:unhideWhenUsed="1"/>
     <w:lsdException w:name="No List" w:semiHidden="1" w:unhideWhenUsed="1"/>
     <w:lsdException w:name="Outline List 1" w:semiHidden="1" w:unhideWhenUsed="1"/>
@@ -1015,8 +1099,11 @@
     <w:lsdException w:name="Table Contemporary" w:semiHidden="1" w:unhideWhenUsed="1"/>
     <w:lsdException w:name="Table Elegant" w:semiHidden="1" w:unhideWhenUsed="1"/>
     <w:lsdException w:name="Table Professional" w:semiHidden="1" w:unhideWhenUsed="1"/>
+    <w:lsdException w:name="Table Subtle 1" w:semiHidden="1" w:unhideWhenUsed="1"/>
     <w:lsdException w:name="Table Subtle 2" w:semiHidden="1" w:unhideWhenUsed="1"/>
     <w:lsdException w:name="Table Web 1" w:semiHidden="1" w:unhideWhenUsed="1"/>
+    <w:lsdException w:name="Table Web 2" w:semiHidden="1" w:unhideWhenUsed="1"/>
+    <w:lsdException w:name="Table Web 3" w:semiHidden="1" w:unhideWhenUsed="1"/>
     <w:lsdException w:name="Balloon Text" w:semiHidden="1" w:unhideWhenUsed="1"/>
     <w:lsdException w:name="Table Grid" w:uiPriority="39"/>
     <w:lsdException w:name="Table Theme" w:semiHidden="1" w:unhideWhenUsed="1"/>

--- a/templates/working/РАСПИСКА_в_получении_ключей.docx
+++ b/templates/working/РАСПИСКА_в_получении_ключей.docx
@@ -1,6 +1,6 @@
 
 <file path=word/document.xml><?xml version="1.0" encoding="utf-8"?>
-<w:document xmlns:wpc="http://schemas.microsoft.com/office/word/2010/wordprocessingCanvas" xmlns:cx="http://schemas.microsoft.com/office/drawing/2014/chartex" xmlns:cx1="http://schemas.microsoft.com/office/drawing/2015/9/8/chartex" xmlns:cx2="http://schemas.microsoft.com/office/drawing/2015/10/21/chartex" xmlns:cx3="http://schemas.microsoft.com/office/drawing/2016/5/9/chartex" xmlns:cx4="http://schemas.microsoft.com/office/drawing/2016/5/10/chartex" xmlns:cx5="http://schemas.microsoft.com/office/drawing/2016/5/11/chartex" xmlns:cx6="http://schemas.microsoft.com/office/drawing/2016/5/12/chartex" xmlns:cx7="http://schemas.microsoft.com/office/drawing/2016/5/13/chartex" xmlns:cx8="http://schemas.microsoft.com/office/drawing/2016/5/14/chartex" xmlns:mc="http://schemas.openxmlformats.org/markup-compatibility/2006" xmlns:aink="http://schemas.microsoft.com/office/drawing/2016/ink" xmlns:am3d="http://schemas.microsoft.com/office/drawing/2017/model3d" xmlns:o="urn:schemas-microsoft-com:office:office" xmlns:r="http://schemas.openxmlformats.org/officeDocument/2006/relationships" xmlns:m="http://schemas.openxmlformats.org/officeDocument/2006/math" xmlns:v="urn:schemas-microsoft-com:vml" xmlns:wp14="http://schemas.microsoft.com/office/word/2010/wordprocessingDrawing" xmlns:wp="http://schemas.openxmlformats.org/drawingml/2006/wordprocessingDrawing" xmlns:w10="urn:schemas-microsoft-com:office:word" xmlns:w="http://schemas.openxmlformats.org/wordprocessingml/2006/main" xmlns:w14="http://schemas.microsoft.com/office/word/2010/wordml" xmlns:w15="http://schemas.microsoft.com/office/word/2012/wordml" xmlns:w16cex="http://schemas.microsoft.com/office/word/2018/wordml/cex" xmlns:w16cid="http://schemas.microsoft.com/office/word/2016/wordml/cid" xmlns:w16="http://schemas.microsoft.com/office/word/2018/wordml" xmlns:w16sdtdh="http://schemas.microsoft.com/office/word/2020/wordml/sdtdatahash" xmlns:w16se="http://schemas.microsoft.com/office/word/2015/wordml/symex" xmlns:wpg="http://schemas.microsoft.com/office/word/2010/wordprocessingGroup" xmlns:wpi="http://schemas.microsoft.com/office/word/2010/wordprocessingInk" xmlns:wne="http://schemas.microsoft.com/office/word/2006/wordml" xmlns:wps="http://schemas.microsoft.com/office/word/2010/wordprocessingShape" mc:Ignorable="w14 w15 w16se w16cid w16 w16cex w16sdtdh wp14">
+<w:document xmlns:wpc="http://schemas.microsoft.com/office/word/2010/wordprocessingCanvas" xmlns:cx="http://schemas.microsoft.com/office/drawing/2014/chartex" xmlns:cx1="http://schemas.microsoft.com/office/drawing/2015/9/8/chartex" xmlns:cx2="http://schemas.microsoft.com/office/drawing/2015/10/21/chartex" xmlns:cx3="http://schemas.microsoft.com/office/drawing/2016/5/9/chartex" xmlns:cx4="http://schemas.microsoft.com/office/drawing/2016/5/10/chartex" xmlns:cx5="http://schemas.microsoft.com/office/drawing/2016/5/11/chartex" xmlns:cx6="http://schemas.microsoft.com/office/drawing/2016/5/12/chartex" xmlns:cx7="http://schemas.microsoft.com/office/drawing/2016/5/13/chartex" xmlns:cx8="http://schemas.microsoft.com/office/drawing/2016/5/14/chartex" xmlns:mc="http://schemas.openxmlformats.org/markup-compatibility/2006" xmlns:aink="http://schemas.microsoft.com/office/drawing/2016/ink" xmlns:am3d="http://schemas.microsoft.com/office/drawing/2017/model3d" xmlns:o="urn:schemas-microsoft-com:office:office" xmlns:oel="http://schemas.microsoft.com/office/2019/extlst" xmlns:r="http://schemas.openxmlformats.org/officeDocument/2006/relationships" xmlns:m="http://schemas.openxmlformats.org/officeDocument/2006/math" xmlns:v="urn:schemas-microsoft-com:vml" xmlns:wp14="http://schemas.microsoft.com/office/word/2010/wordprocessingDrawing" xmlns:wp="http://schemas.openxmlformats.org/drawingml/2006/wordprocessingDrawing" xmlns:w10="urn:schemas-microsoft-com:office:word" xmlns:w="http://schemas.openxmlformats.org/wordprocessingml/2006/main" xmlns:w14="http://schemas.microsoft.com/office/word/2010/wordml" xmlns:w15="http://schemas.microsoft.com/office/word/2012/wordml" xmlns:w16cex="http://schemas.microsoft.com/office/word/2018/wordml/cex" xmlns:w16cid="http://schemas.microsoft.com/office/word/2016/wordml/cid" xmlns:w16="http://schemas.microsoft.com/office/word/2018/wordml" xmlns:w16du="http://schemas.microsoft.com/office/word/2023/wordml/word16du" xmlns:w16sdtdh="http://schemas.microsoft.com/office/word/2020/wordml/sdtdatahash" xmlns:w16sdtfl="http://schemas.microsoft.com/office/word/2024/wordml/sdtformatlock" xmlns:w16se="http://schemas.microsoft.com/office/word/2015/wordml/symex" xmlns:wpg="http://schemas.microsoft.com/office/word/2010/wordprocessingGroup" xmlns:wpi="http://schemas.microsoft.com/office/word/2010/wordprocessingInk" xmlns:wne="http://schemas.microsoft.com/office/word/2006/wordml" xmlns:wps="http://schemas.microsoft.com/office/word/2010/wordprocessingShape" mc:Ignorable="w14 w15 w16se w16cid w16 w16cex w16sdtdh w16sdtfl w16du wp14">
   <w:body>
     <w:p>
       <w:pPr>
@@ -312,17 +312,57 @@
           <w:rFonts w:ascii="Times New Roman" w:eastAsia="Times New Roman" w:hAnsi="Times New Roman" w:cs="Times New Roman"/>
           <w:sz w:val="28"/>
           <w:szCs w:val="28"/>
-          <w:lang w:eastAsia="ru-RU"/>
-        </w:rPr>
-      </w:pPr>
-      <w:r>
-        <w:rPr>
-          <w:rFonts w:ascii="Times New Roman" w:eastAsia="Times New Roman" w:hAnsi="Times New Roman" w:cs="Times New Roman"/>
-          <w:sz w:val="28"/>
-          <w:szCs w:val="28"/>
-          <w:lang w:eastAsia="ru-RU"/>
-        </w:rPr>
-        <w:t>_________                                  _________________    /_________________</w:t>
+          <w:lang w:val="ru-BY" w:eastAsia="ru-RU"/>
+        </w:rPr>
+      </w:pPr>
+      <w:r>
+        <w:rPr>
+          <w:rFonts w:ascii="Times New Roman" w:eastAsia="Times New Roman" w:hAnsi="Times New Roman" w:cs="Times New Roman"/>
+          <w:sz w:val="28"/>
+          <w:szCs w:val="28"/>
+          <w:lang w:eastAsia="ru-RU"/>
+        </w:rPr>
+        <w:t>_________                                  _________________    /</w:t>
+      </w:r>
+      <w:r>
+        <w:rPr>
+          <w:rFonts w:ascii="Times New Roman" w:eastAsia="Times New Roman" w:hAnsi="Times New Roman" w:cs="Times New Roman"/>
+          <w:sz w:val="28"/>
+          <w:szCs w:val="28"/>
+          <w:lang w:eastAsia="ru-RU"/>
+        </w:rPr>
+        <w:t xml:space="preserve"> </w:t>
+      </w:r>
+      <w:r>
+        <w:rPr>
+          <w:rFonts w:ascii="Times New Roman" w:eastAsia="Times New Roman" w:hAnsi="Times New Roman" w:cs="Times New Roman"/>
+          <w:sz w:val="28"/>
+          <w:szCs w:val="28"/>
+          <w:lang w:val="ru-BY" w:eastAsia="ru-RU"/>
+        </w:rPr>
+        <w:t>{{</w:t>
+      </w:r>
+      <w:proofErr w:type="spellStart"/>
+      <w:proofErr w:type="gramStart"/>
+      <w:r>
+        <w:rPr>
+          <w:rFonts w:ascii="Times New Roman" w:eastAsia="Times New Roman" w:hAnsi="Times New Roman" w:cs="Times New Roman"/>
+          <w:sz w:val="28"/>
+          <w:szCs w:val="28"/>
+          <w:lang w:val="ru-BY" w:eastAsia="ru-RU"/>
+        </w:rPr>
+        <w:t>agent.initials</w:t>
+      </w:r>
+      <w:proofErr w:type="spellEnd"/>
+      <w:proofErr w:type="gramEnd"/>
+      <w:r>
+        <w:rPr>
+          <w:rFonts w:ascii="Times New Roman" w:eastAsia="Times New Roman" w:hAnsi="Times New Roman" w:cs="Times New Roman"/>
+          <w:sz w:val="28"/>
+          <w:szCs w:val="28"/>
+          <w:lang w:val="ru-BY" w:eastAsia="ru-RU"/>
+        </w:rPr>
+        <w:t>}}</w:t>
       </w:r>
     </w:p>
     <w:p>
@@ -356,6 +396,22 @@
           <w:lang w:eastAsia="ru-RU"/>
         </w:rPr>
       </w:pPr>
+    </w:p>
+    <w:p>
+      <w:pPr>
+        <w:tabs>
+          <w:tab w:val="left" w:pos="756"/>
+        </w:tabs>
+        <w:spacing w:after="0" w:line="276" w:lineRule="auto"/>
+        <w:ind w:right="-2"/>
+        <w:jc w:val="both"/>
+        <w:rPr>
+          <w:rFonts w:ascii="Times New Roman" w:eastAsia="Times New Roman" w:hAnsi="Times New Roman" w:cs="Times New Roman"/>
+          <w:sz w:val="28"/>
+          <w:szCs w:val="28"/>
+          <w:lang w:eastAsia="ru-RU"/>
+        </w:rPr>
+      </w:pPr>
       <w:r>
         <w:rPr>
           <w:rFonts w:ascii="Times New Roman" w:eastAsia="Times New Roman" w:hAnsi="Times New Roman" w:cs="Times New Roman"/>
@@ -791,18 +847,74 @@
           <w:rFonts w:ascii="Times New Roman" w:eastAsia="Times New Roman" w:hAnsi="Times New Roman" w:cs="Times New Roman"/>
           <w:sz w:val="28"/>
           <w:szCs w:val="28"/>
-          <w:lang w:eastAsia="ru-RU"/>
-        </w:rPr>
-      </w:pPr>
-      <w:r>
-        <w:rPr>
-          <w:rFonts w:ascii="Times New Roman" w:eastAsia="Times New Roman" w:hAnsi="Times New Roman" w:cs="Times New Roman"/>
-          <w:sz w:val="28"/>
-          <w:szCs w:val="28"/>
-          <w:lang w:eastAsia="ru-RU"/>
-        </w:rPr>
-        <w:t>_________                                  _________________    /_________________</w:t>
-      </w:r>
+          <w:lang w:val="ru-BY" w:eastAsia="ru-RU"/>
+        </w:rPr>
+      </w:pPr>
+      <w:r>
+        <w:rPr>
+          <w:rFonts w:ascii="Times New Roman" w:eastAsia="Times New Roman" w:hAnsi="Times New Roman" w:cs="Times New Roman"/>
+          <w:sz w:val="28"/>
+          <w:szCs w:val="28"/>
+          <w:lang w:eastAsia="ru-RU"/>
+        </w:rPr>
+        <w:t>_________                                  _________________    /</w:t>
+      </w:r>
+      <w:r>
+        <w:rPr>
+          <w:rFonts w:ascii="Times New Roman" w:eastAsia="Times New Roman" w:hAnsi="Times New Roman" w:cs="Times New Roman"/>
+          <w:sz w:val="28"/>
+          <w:szCs w:val="28"/>
+          <w:lang w:val="en-US" w:eastAsia="ru-RU"/>
+        </w:rPr>
+        <w:t xml:space="preserve"> </w:t>
+      </w:r>
+      <w:r>
+        <w:rPr>
+          <w:rFonts w:ascii="Times New Roman" w:eastAsia="Times New Roman" w:hAnsi="Times New Roman" w:cs="Times New Roman"/>
+          <w:sz w:val="28"/>
+          <w:szCs w:val="28"/>
+          <w:lang w:val="ru-BY" w:eastAsia="ru-RU"/>
+        </w:rPr>
+        <w:t>{{</w:t>
+      </w:r>
+      <w:proofErr w:type="spellStart"/>
+      <w:proofErr w:type="gramStart"/>
+      <w:r>
+        <w:rPr>
+          <w:rFonts w:ascii="Times New Roman" w:eastAsia="Times New Roman" w:hAnsi="Times New Roman" w:cs="Times New Roman"/>
+          <w:sz w:val="28"/>
+          <w:szCs w:val="28"/>
+          <w:lang w:val="ru-BY" w:eastAsia="ru-RU"/>
+        </w:rPr>
+        <w:t>agent.initials</w:t>
+      </w:r>
+      <w:proofErr w:type="spellEnd"/>
+      <w:proofErr w:type="gramEnd"/>
+      <w:r>
+        <w:rPr>
+          <w:rFonts w:ascii="Times New Roman" w:eastAsia="Times New Roman" w:hAnsi="Times New Roman" w:cs="Times New Roman"/>
+          <w:sz w:val="28"/>
+          <w:szCs w:val="28"/>
+          <w:lang w:val="ru-BY" w:eastAsia="ru-RU"/>
+        </w:rPr>
+        <w:t>}}</w:t>
+      </w:r>
+    </w:p>
+    <w:p>
+      <w:pPr>
+        <w:tabs>
+          <w:tab w:val="left" w:pos="756"/>
+        </w:tabs>
+        <w:spacing w:after="0" w:line="276" w:lineRule="auto"/>
+        <w:ind w:right="-2"/>
+        <w:jc w:val="both"/>
+        <w:rPr>
+          <w:rFonts w:ascii="Times New Roman" w:eastAsia="Times New Roman" w:hAnsi="Times New Roman" w:cs="Times New Roman"/>
+          <w:sz w:val="28"/>
+          <w:szCs w:val="28"/>
+          <w:lang w:eastAsia="ru-RU"/>
+        </w:rPr>
+      </w:pPr>
     </w:p>
     <w:p>
       <w:pPr>
@@ -934,7 +1046,7 @@
 </file>
 
 <file path=word/styles.xml><?xml version="1.0" encoding="utf-8"?>
-<w:styles xmlns:mc="http://schemas.openxmlformats.org/markup-compatibility/2006" xmlns:r="http://schemas.openxmlformats.org/officeDocument/2006/relationships" xmlns:w="http://schemas.openxmlformats.org/wordprocessingml/2006/main" xmlns:w14="http://schemas.microsoft.com/office/word/2010/wordml" xmlns:w15="http://schemas.microsoft.com/office/word/2012/wordml" xmlns:w16cex="http://schemas.microsoft.com/office/word/2018/wordml/cex" xmlns:w16cid="http://schemas.microsoft.com/office/word/2016/wordml/cid" xmlns:w16="http://schemas.microsoft.com/office/word/2018/wordml" xmlns:w16sdtdh="http://schemas.microsoft.com/office/word/2020/wordml/sdtdatahash" xmlns:w16se="http://schemas.microsoft.com/office/word/2015/wordml/symex" mc:Ignorable="w14 w15 w16se w16cid w16 w16cex w16sdtdh">
+<w:styles xmlns:mc="http://schemas.openxmlformats.org/markup-compatibility/2006" xmlns:r="http://schemas.openxmlformats.org/officeDocument/2006/relationships" xmlns:w="http://schemas.openxmlformats.org/wordprocessingml/2006/main" xmlns:w14="http://schemas.microsoft.com/office/word/2010/wordml" xmlns:w15="http://schemas.microsoft.com/office/word/2012/wordml" xmlns:w16cex="http://schemas.microsoft.com/office/word/2018/wordml/cex" xmlns:w16cid="http://schemas.microsoft.com/office/word/2016/wordml/cid" xmlns:w16="http://schemas.microsoft.com/office/word/2018/wordml" xmlns:w16du="http://schemas.microsoft.com/office/word/2023/wordml/word16du" xmlns:w16sdtdh="http://schemas.microsoft.com/office/word/2020/wordml/sdtdatahash" xmlns:w16sdtfl="http://schemas.microsoft.com/office/word/2024/wordml/sdtformatlock" xmlns:w16se="http://schemas.microsoft.com/office/word/2015/wordml/symex" mc:Ignorable="w14 w15 w16se w16cid w16 w16cex w16sdtdh w16sdtfl w16du">
   <w:docDefaults>
     <w:rPrDefault>
       <w:rPr>
